--- a/klagomål/A 63859-2025 FSC-klagomål.docx
+++ b/klagomål/A 63859-2025 FSC-klagomål.docx
@@ -797,7 +797,7 @@
     <w:r>
       <w:tab/>
       <w:tab/>
-      <w:t>2026-09-14</w:t>
+      <w:t>2026-09-15</w:t>
       <w:br/>
       <w:br/>
     </w:r>

--- a/klagomål/A 63859-2025 FSC-klagomål.docx
+++ b/klagomål/A 63859-2025 FSC-klagomål.docx
@@ -797,7 +797,7 @@
     <w:r>
       <w:tab/>
       <w:tab/>
-      <w:t>2026-09-15</w:t>
+      <w:t>2026-09-16</w:t>
       <w:br/>
       <w:br/>
     </w:r>

--- a/klagomål/A 63859-2025 FSC-klagomål.docx
+++ b/klagomål/A 63859-2025 FSC-klagomål.docx
@@ -221,7 +221,7 @@
     </w:p>
     <w:p>
       <w:r>
-        <w:t>I och inom 23 meter från avverkningsanmälan finns fynd av 7 naturvårdsarter, varav 1 är rödlistad, 1 är fridlyst, 4 är typiska (T) och 5 är signalarter (S): svart askbastborre (NT), björksplintborre (S), fällmossa (S, T), platt fjädermossa (S, T), slanklav (S, T), traslav (S) och blåsippa (T, §9). Se Figur 1.</w:t>
+        <w:t>I och inom 23 meter från avverkningsanmälan finns fynd av 8 naturvårdsarter, varav 1 är rödlistad, 1 är fridlyst, 5 är typiska (T) och 6 är signalarter (S): svart askbastborre (NT), björksplintborre (S), fällmossa (S, T), guldlockmossa (S, T), platt fjädermossa (S, T), slanklav (S, T), traslav (S) och blåsippa (T, §9). Se Figur 1.</w:t>
       </w:r>
     </w:p>
     <w:p>
@@ -285,6 +285,35 @@
       </w:r>
       <w:r>
         <w:t xml:space="preserve"> (SLU Artdatabanken, 2024; Nitare &amp; Skogsstyrelsen, 2019).</w:t>
+      </w:r>
+    </w:p>
+    <w:p>
+      <w:r>
+        <w:rPr>
+          <w:b/>
+        </w:rPr>
+        <w:t>Guldlockmossa</w:t>
+      </w:r>
+      <w:r>
+        <w:t xml:space="preserve"> växer på solexponerade, basiska klippor och block samt på skrovlig bark vid basen av ädellövträd med rik bark, ofta på gamla ekar, bokar och andra ädellövträd som står öppet i bryn. Särskilt högt signalvärde har den i norra Sverige där den sällsynt kan påträffas i sydväxtberg på klippor med basiska bergarter. Guldlockmossa är typisk art för </w:t>
+      </w:r>
+      <w:r>
+        <w:rPr>
+          <w:i/>
+        </w:rPr>
+        <w:t xml:space="preserve">9110 Näringsfattig bokskog, 9160 Näringsrik ekskog, 9180 Ädellövskog i branter </w:t>
+      </w:r>
+      <w:r>
+        <w:t xml:space="preserve">och </w:t>
+      </w:r>
+      <w:r>
+        <w:rPr>
+          <w:i/>
+        </w:rPr>
+        <w:t xml:space="preserve">9190 Näringsfattig ekskog </w:t>
+      </w:r>
+      <w:r>
+        <w:t>(Nitare &amp; Skogsstyrelsen, 2019; SLU Artdatabanken, 2025).</w:t>
       </w:r>
     </w:p>
     <w:p>
@@ -482,7 +511,7 @@
         <w:rPr>
           <w:i/>
         </w:rPr>
-        <w:t>I det avverkningsanmälda skogsområdet har 7 naturvårdsarter varav 1 rödlistade arter sina livsmiljöer och växtplatser.</w:t>
+        <w:t>I det avverkningsanmälda skogsområdet har 8 naturvårdsarter varav 1 rödlistade arter sina livsmiljöer och växtplatser.</w:t>
       </w:r>
     </w:p>
     <w:p>
@@ -797,7 +826,7 @@
     <w:r>
       <w:tab/>
       <w:tab/>
-      <w:t>2026-09-16</w:t>
+      <w:t>2026-09-17</w:t>
       <w:br/>
       <w:br/>
     </w:r>

--- a/klagomål/A 63859-2025 FSC-klagomål.docx
+++ b/klagomål/A 63859-2025 FSC-klagomål.docx
@@ -826,7 +826,7 @@
     <w:r>
       <w:tab/>
       <w:tab/>
-      <w:t>2026-09-17</w:t>
+      <w:t>2026-09-18</w:t>
       <w:br/>
       <w:br/>
     </w:r>

--- a/klagomål/A 63859-2025 FSC-klagomål.docx
+++ b/klagomål/A 63859-2025 FSC-klagomål.docx
@@ -826,7 +826,7 @@
     <w:r>
       <w:tab/>
       <w:tab/>
-      <w:t>2026-09-18</w:t>
+      <w:t>2026-09-19</w:t>
       <w:br/>
       <w:br/>
     </w:r>

--- a/klagomål/A 63859-2025 FSC-klagomål.docx
+++ b/klagomål/A 63859-2025 FSC-klagomål.docx
@@ -826,7 +826,7 @@
     <w:r>
       <w:tab/>
       <w:tab/>
-      <w:t>2026-09-19</w:t>
+      <w:t>2026-09-21</w:t>
       <w:br/>
       <w:br/>
     </w:r>

--- a/klagomål/A 63859-2025 FSC-klagomål.docx
+++ b/klagomål/A 63859-2025 FSC-klagomål.docx
@@ -826,7 +826,7 @@
     <w:r>
       <w:tab/>
       <w:tab/>
-      <w:t>2026-09-21</w:t>
+      <w:t>2026-09-23</w:t>
       <w:br/>
       <w:br/>
     </w:r>

--- a/klagomål/A 63859-2025 FSC-klagomål.docx
+++ b/klagomål/A 63859-2025 FSC-klagomål.docx
@@ -826,7 +826,7 @@
     <w:r>
       <w:tab/>
       <w:tab/>
-      <w:t>2026-09-23</w:t>
+      <w:t>2026-09-24</w:t>
       <w:br/>
       <w:br/>
     </w:r>

--- a/klagomål/A 63859-2025 FSC-klagomål.docx
+++ b/klagomål/A 63859-2025 FSC-klagomål.docx
@@ -826,7 +826,7 @@
     <w:r>
       <w:tab/>
       <w:tab/>
-      <w:t>2026-09-24</w:t>
+      <w:t>2026-09-25</w:t>
       <w:br/>
       <w:br/>
     </w:r>

--- a/klagomål/A 63859-2025 FSC-klagomål.docx
+++ b/klagomål/A 63859-2025 FSC-klagomål.docx
@@ -826,7 +826,7 @@
     <w:r>
       <w:tab/>
       <w:tab/>
-      <w:t>2026-09-25</w:t>
+      <w:t>2026-09-26</w:t>
       <w:br/>
       <w:br/>
     </w:r>

--- a/klagomål/A 63859-2025 FSC-klagomål.docx
+++ b/klagomål/A 63859-2025 FSC-klagomål.docx
@@ -826,7 +826,7 @@
     <w:r>
       <w:tab/>
       <w:tab/>
-      <w:t>2026-09-26</w:t>
+      <w:t>2026-09-27</w:t>
       <w:br/>
       <w:br/>
     </w:r>

--- a/klagomål/A 63859-2025 FSC-klagomål.docx
+++ b/klagomål/A 63859-2025 FSC-klagomål.docx
@@ -826,7 +826,7 @@
     <w:r>
       <w:tab/>
       <w:tab/>
-      <w:t>2026-09-27</w:t>
+      <w:t>2026-09-28</w:t>
       <w:br/>
       <w:br/>
     </w:r>

--- a/klagomål/A 63859-2025 FSC-klagomål.docx
+++ b/klagomål/A 63859-2025 FSC-klagomål.docx
@@ -826,7 +826,7 @@
     <w:r>
       <w:tab/>
       <w:tab/>
-      <w:t>2026-09-28</w:t>
+      <w:t>2026-09-29</w:t>
       <w:br/>
       <w:br/>
     </w:r>

--- a/klagomål/A 63859-2025 FSC-klagomål.docx
+++ b/klagomål/A 63859-2025 FSC-klagomål.docx
@@ -826,7 +826,7 @@
     <w:r>
       <w:tab/>
       <w:tab/>
-      <w:t>2026-09-29</w:t>
+      <w:t>2026-09-30</w:t>
       <w:br/>
       <w:br/>
     </w:r>

--- a/klagomål/A 63859-2025 FSC-klagomål.docx
+++ b/klagomål/A 63859-2025 FSC-klagomål.docx
@@ -826,7 +826,7 @@
     <w:r>
       <w:tab/>
       <w:tab/>
-      <w:t>2026-09-30</w:t>
+      <w:t>2026-10-01</w:t>
       <w:br/>
       <w:br/>
     </w:r>

--- a/klagomål/A 63859-2025 FSC-klagomål.docx
+++ b/klagomål/A 63859-2025 FSC-klagomål.docx
@@ -826,7 +826,7 @@
     <w:r>
       <w:tab/>
       <w:tab/>
-      <w:t>2026-10-01</w:t>
+      <w:t>2026-10-02</w:t>
       <w:br/>
       <w:br/>
     </w:r>

--- a/klagomål/A 63859-2025 FSC-klagomål.docx
+++ b/klagomål/A 63859-2025 FSC-klagomål.docx
@@ -826,7 +826,7 @@
     <w:r>
       <w:tab/>
       <w:tab/>
-      <w:t>2026-10-02</w:t>
+      <w:t>2026-10-03</w:t>
       <w:br/>
       <w:br/>
     </w:r>

--- a/klagomål/A 63859-2025 FSC-klagomål.docx
+++ b/klagomål/A 63859-2025 FSC-klagomål.docx
@@ -826,7 +826,7 @@
     <w:r>
       <w:tab/>
       <w:tab/>
-      <w:t>2026-10-03</w:t>
+      <w:t>2026-10-04</w:t>
       <w:br/>
       <w:br/>
     </w:r>

--- a/klagomål/A 63859-2025 FSC-klagomål.docx
+++ b/klagomål/A 63859-2025 FSC-klagomål.docx
@@ -826,7 +826,7 @@
     <w:r>
       <w:tab/>
       <w:tab/>
-      <w:t>2026-10-04</w:t>
+      <w:t>2026-10-05</w:t>
       <w:br/>
       <w:br/>
     </w:r>

--- a/klagomål/A 63859-2025 FSC-klagomål.docx
+++ b/klagomål/A 63859-2025 FSC-klagomål.docx
@@ -826,7 +826,7 @@
     <w:r>
       <w:tab/>
       <w:tab/>
-      <w:t>2026-10-05</w:t>
+      <w:t>2026-10-06</w:t>
       <w:br/>
       <w:br/>
     </w:r>

--- a/klagomål/A 63859-2025 FSC-klagomål.docx
+++ b/klagomål/A 63859-2025 FSC-klagomål.docx
@@ -826,7 +826,7 @@
     <w:r>
       <w:tab/>
       <w:tab/>
-      <w:t>2026-10-06</w:t>
+      <w:t>2026-10-07</w:t>
       <w:br/>
       <w:br/>
     </w:r>

--- a/klagomål/A 63859-2025 FSC-klagomål.docx
+++ b/klagomål/A 63859-2025 FSC-klagomål.docx
@@ -826,7 +826,7 @@
     <w:r>
       <w:tab/>
       <w:tab/>
-      <w:t>2026-10-07</w:t>
+      <w:t>2026-10-08</w:t>
       <w:br/>
       <w:br/>
     </w:r>

--- a/klagomål/A 63859-2025 FSC-klagomål.docx
+++ b/klagomål/A 63859-2025 FSC-klagomål.docx
@@ -826,7 +826,7 @@
     <w:r>
       <w:tab/>
       <w:tab/>
-      <w:t>2026-10-08</w:t>
+      <w:t>2026-10-09</w:t>
       <w:br/>
       <w:br/>
     </w:r>

--- a/klagomål/A 63859-2025 FSC-klagomål.docx
+++ b/klagomål/A 63859-2025 FSC-klagomål.docx
@@ -826,7 +826,7 @@
     <w:r>
       <w:tab/>
       <w:tab/>
-      <w:t>2026-10-09</w:t>
+      <w:t>2026-10-10</w:t>
       <w:br/>
       <w:br/>
     </w:r>

--- a/klagomål/A 63859-2025 FSC-klagomål.docx
+++ b/klagomål/A 63859-2025 FSC-klagomål.docx
@@ -826,7 +826,7 @@
     <w:r>
       <w:tab/>
       <w:tab/>
-      <w:t>2026-10-10</w:t>
+      <w:t>2026-10-11</w:t>
       <w:br/>
       <w:br/>
     </w:r>

--- a/klagomål/A 63859-2025 FSC-klagomål.docx
+++ b/klagomål/A 63859-2025 FSC-klagomål.docx
@@ -826,7 +826,7 @@
     <w:r>
       <w:tab/>
       <w:tab/>
-      <w:t>2026-10-11</w:t>
+      <w:t>2026-10-12</w:t>
       <w:br/>
       <w:br/>
     </w:r>

--- a/klagomål/A 63859-2025 FSC-klagomål.docx
+++ b/klagomål/A 63859-2025 FSC-klagomål.docx
@@ -826,7 +826,7 @@
     <w:r>
       <w:tab/>
       <w:tab/>
-      <w:t>2026-10-12</w:t>
+      <w:t>2026-10-13</w:t>
       <w:br/>
       <w:br/>
     </w:r>

--- a/klagomål/A 63859-2025 FSC-klagomål.docx
+++ b/klagomål/A 63859-2025 FSC-klagomål.docx
@@ -826,7 +826,7 @@
     <w:r>
       <w:tab/>
       <w:tab/>
-      <w:t>2026-10-13</w:t>
+      <w:t>2026-10-14</w:t>
       <w:br/>
       <w:br/>
     </w:r>

--- a/klagomål/A 63859-2025 FSC-klagomål.docx
+++ b/klagomål/A 63859-2025 FSC-klagomål.docx
@@ -826,7 +826,7 @@
     <w:r>
       <w:tab/>
       <w:tab/>
-      <w:t>2026-10-14</w:t>
+      <w:t>2026-10-15</w:t>
       <w:br/>
       <w:br/>
     </w:r>

--- a/klagomål/A 63859-2025 FSC-klagomål.docx
+++ b/klagomål/A 63859-2025 FSC-klagomål.docx
@@ -826,7 +826,7 @@
     <w:r>
       <w:tab/>
       <w:tab/>
-      <w:t>2026-10-15</w:t>
+      <w:t>2026-10-16</w:t>
       <w:br/>
       <w:br/>
     </w:r>

--- a/klagomål/A 63859-2025 FSC-klagomål.docx
+++ b/klagomål/A 63859-2025 FSC-klagomål.docx
@@ -826,7 +826,7 @@
     <w:r>
       <w:tab/>
       <w:tab/>
-      <w:t>2026-10-16</w:t>
+      <w:t>2026-10-17</w:t>
       <w:br/>
       <w:br/>
     </w:r>

--- a/klagomål/A 63859-2025 FSC-klagomål.docx
+++ b/klagomål/A 63859-2025 FSC-klagomål.docx
@@ -826,7 +826,7 @@
     <w:r>
       <w:tab/>
       <w:tab/>
-      <w:t>2026-10-17</w:t>
+      <w:t>2026-10-18</w:t>
       <w:br/>
       <w:br/>
     </w:r>

--- a/klagomål/A 63859-2025 FSC-klagomål.docx
+++ b/klagomål/A 63859-2025 FSC-klagomål.docx
@@ -826,7 +826,7 @@
     <w:r>
       <w:tab/>
       <w:tab/>
-      <w:t>2026-10-18</w:t>
+      <w:t>2026-10-19</w:t>
       <w:br/>
       <w:br/>
     </w:r>

--- a/klagomål/A 63859-2025 FSC-klagomål.docx
+++ b/klagomål/A 63859-2025 FSC-klagomål.docx
@@ -826,7 +826,7 @@
     <w:r>
       <w:tab/>
       <w:tab/>
-      <w:t>2026-10-19</w:t>
+      <w:t>2026-10-20</w:t>
       <w:br/>
       <w:br/>
     </w:r>

--- a/klagomål/A 63859-2025 FSC-klagomål.docx
+++ b/klagomål/A 63859-2025 FSC-klagomål.docx
@@ -826,7 +826,7 @@
     <w:r>
       <w:tab/>
       <w:tab/>
-      <w:t>2026-10-20</w:t>
+      <w:t>2026-10-21</w:t>
       <w:br/>
       <w:br/>
     </w:r>

--- a/klagomål/A 63859-2025 FSC-klagomål.docx
+++ b/klagomål/A 63859-2025 FSC-klagomål.docx
@@ -826,7 +826,7 @@
     <w:r>
       <w:tab/>
       <w:tab/>
-      <w:t>2026-10-21</w:t>
+      <w:t>2026-10-22</w:t>
       <w:br/>
       <w:br/>
     </w:r>

--- a/klagomål/A 63859-2025 FSC-klagomål.docx
+++ b/klagomål/A 63859-2025 FSC-klagomål.docx
@@ -826,7 +826,7 @@
     <w:r>
       <w:tab/>
       <w:tab/>
-      <w:t>2026-10-22</w:t>
+      <w:t>2026-10-23</w:t>
       <w:br/>
       <w:br/>
     </w:r>

--- a/klagomål/A 63859-2025 FSC-klagomål.docx
+++ b/klagomål/A 63859-2025 FSC-klagomål.docx
@@ -221,7 +221,7 @@
     </w:p>
     <w:p>
       <w:r>
-        <w:t>I och inom 23 meter från avverkningsanmälan finns fynd av 8 naturvårdsarter, varav 1 är rödlistad, 1 är fridlyst, 5 är typiska (T) och 6 är signalarter (S): svart askbastborre (NT), björksplintborre (S), fällmossa (S, T), guldlockmossa (S, T), platt fjädermossa (S, T), slanklav (S, T), traslav (S) och blåsippa (T, §9). Se Figur 1.</w:t>
+        <w:t>I och inom 23 meter från avverkningsanmälan finns fynd av 14 naturvårdsarter, varav 1 är rödlistad, 1 är fridlyst, 7 är typiska (T) och 12 är signalarter (S): svart askbastborre (NT), björksplintborre (S), blodvaxing (S), blomkålssvamp (S), fällmossa (S, T), grov fjädermossa (S, T), guldlockmossa (S, T), mönjevaxing (S), platt fjädermossa (S, T), slanklav (S, T), svavelriska (S), traslav (S), trubbfjädermossa (S, T) och blåsippa (T, §9). Se Figur 1.</w:t>
       </w:r>
     </w:p>
     <w:p>
@@ -263,6 +263,17 @@
         <w:rPr>
           <w:b/>
         </w:rPr>
+        <w:t xml:space="preserve">Blomkålssvamp </w:t>
+      </w:r>
+      <w:r>
+        <w:t>är en parasit och vednedbrytare som växer på rötter och basala stamdelar av tall, enstaka gånger även på lärk och gran. Träden är oftast mycket gamla, gärna 150–200 år eller äldre. När blomkålssvamp påträffas i skogslandskapet signalerar den vanligtvis skyddsvärda tallbestånd med höga naturvärden. Den är då främst knuten till gamla skogar, oftast tallnaturskogar och olika restbiotoper där det förekommer biologiskt gamla träd. Samtliga tallar med blomkålssvamp bör klassas som naturvårdsträd och lämnas som framtida ”evighetsträd” (Nitare &amp; Skogsstyrelsen, 2019).</w:t>
+      </w:r>
+    </w:p>
+    <w:p>
+      <w:r>
+        <w:rPr>
+          <w:b/>
+        </w:rPr>
         <w:t>Fällmossa</w:t>
       </w:r>
       <w:r>
@@ -285,6 +296,35 @@
       </w:r>
       <w:r>
         <w:t xml:space="preserve"> (SLU Artdatabanken, 2024; Nitare &amp; Skogsstyrelsen, 2019).</w:t>
+      </w:r>
+    </w:p>
+    <w:p>
+      <w:r>
+        <w:rPr>
+          <w:b/>
+        </w:rPr>
+        <w:t xml:space="preserve">Grov fjädermossa </w:t>
+      </w:r>
+      <w:r>
+        <w:t xml:space="preserve">påträffas i gammal ädellövskog och på kalkrika bergväggar i äldre barrskog. Arten är placerad högst upp i Skogsstyrelsens värdepyramid för bedömning av skog med höga naturvärden och visar på lokaler som haft lång trädkontinuitet och stabilt mikroklimat. Grov fjädermossa är typisk art för </w:t>
+      </w:r>
+      <w:r>
+        <w:rPr>
+          <w:i/>
+        </w:rPr>
+        <w:t>9020 Nordlig ädellövskog, 9110 Näringsfattig bokskog, 9130 Näringsrik bokskog, 9160 Näringsrik ekskog, 9180 Ädellövskog i branter</w:t>
+      </w:r>
+      <w:r>
+        <w:t xml:space="preserve"> och </w:t>
+      </w:r>
+      <w:r>
+        <w:rPr>
+          <w:i/>
+        </w:rPr>
+        <w:t>9190 Näringsfattig ekskog</w:t>
+      </w:r>
+      <w:r>
+        <w:t xml:space="preserve"> (Nitare &amp; Skogsstyrelsen, 2019; SLU Artdatabanken, 2025).</w:t>
       </w:r>
     </w:p>
     <w:p>
@@ -390,6 +430,62 @@
       </w:r>
       <w:r>
         <w:t>(SLU Artdatabanken, 2025).</w:t>
+      </w:r>
+    </w:p>
+    <w:p>
+      <w:r>
+        <w:rPr>
+          <w:b/>
+        </w:rPr>
+        <w:t>Trubbfjädermossa</w:t>
+      </w:r>
+      <w:r>
+        <w:t xml:space="preserve"> signalerar vanligtvis skog med höga naturvärden och den växer på något skuggade block eller trädbaser, oftast nära marken, eller på jord intill vattendrag. Den trivs bäst i ädellövskog och förekommer ofta tillsammans med baronmossor </w:t>
+      </w:r>
+      <w:r>
+        <w:rPr>
+          <w:i/>
+        </w:rPr>
+        <w:t>Anomodon</w:t>
+      </w:r>
+      <w:r>
+        <w:t xml:space="preserve"> och fjädermossor</w:t>
+      </w:r>
+      <w:r>
+        <w:rPr>
+          <w:i/>
+        </w:rPr>
+        <w:t xml:space="preserve"> Neckera</w:t>
+      </w:r>
+      <w:r>
+        <w:t xml:space="preserve">. Trubbfjädermossa är typisk art för </w:t>
+      </w:r>
+      <w:r>
+        <w:rPr>
+          <w:i/>
+        </w:rPr>
+        <w:t>9020 Nordlig ädellövskog,</w:t>
+      </w:r>
+      <w:r>
+        <w:t xml:space="preserve"> </w:t>
+      </w:r>
+      <w:r>
+        <w:rPr>
+          <w:i/>
+        </w:rPr>
+        <w:t xml:space="preserve">9080 Lövsumpskog, 9750 Svämlövskog, 9110 Näringsfattig bokskog, 9130 Näringsrik bokskog </w:t>
+      </w:r>
+      <w:r>
+        <w:t xml:space="preserve">och </w:t>
+      </w:r>
+      <w:r>
+        <w:rPr>
+          <w:i/>
+        </w:rPr>
+        <w:t xml:space="preserve">9760 Svämädellövskog </w:t>
+      </w:r>
+      <w:r>
+        <w:t>(Nitare &amp; Skogsstyrelsen, 2019; SLU Artdatabanken, 2025).</w:t>
       </w:r>
     </w:p>
     <w:p>
@@ -511,7 +607,7 @@
         <w:rPr>
           <w:i/>
         </w:rPr>
-        <w:t>I det avverkningsanmälda skogsområdet har 8 naturvårdsarter varav 1 rödlistade arter sina livsmiljöer och växtplatser.</w:t>
+        <w:t>I det avverkningsanmälda skogsområdet har 14 naturvårdsarter varav 1 rödlistade arter sina livsmiljöer och växtplatser.</w:t>
       </w:r>
     </w:p>
     <w:p>
@@ -826,7 +922,7 @@
     <w:r>
       <w:tab/>
       <w:tab/>
-      <w:t>2026-10-23</w:t>
+      <w:t>2026-10-24</w:t>
       <w:br/>
       <w:br/>
     </w:r>

--- a/klagomål/A 63859-2025 FSC-klagomål.docx
+++ b/klagomål/A 63859-2025 FSC-klagomål.docx
@@ -922,7 +922,7 @@
     <w:r>
       <w:tab/>
       <w:tab/>
-      <w:t>2026-10-24</w:t>
+      <w:t>2026-10-25</w:t>
       <w:br/>
       <w:br/>
     </w:r>

--- a/klagomål/A 63859-2025 FSC-klagomål.docx
+++ b/klagomål/A 63859-2025 FSC-klagomål.docx
@@ -922,7 +922,7 @@
     <w:r>
       <w:tab/>
       <w:tab/>
-      <w:t>2026-10-25</w:t>
+      <w:t>2026-10-26</w:t>
       <w:br/>
       <w:br/>
     </w:r>

--- a/klagomål/A 63859-2025 FSC-klagomål.docx
+++ b/klagomål/A 63859-2025 FSC-klagomål.docx
@@ -922,7 +922,7 @@
     <w:r>
       <w:tab/>
       <w:tab/>
-      <w:t>2026-10-26</w:t>
+      <w:t>2026-10-27</w:t>
       <w:br/>
       <w:br/>
     </w:r>

--- a/klagomål/A 63859-2025 FSC-klagomål.docx
+++ b/klagomål/A 63859-2025 FSC-klagomål.docx
@@ -922,7 +922,7 @@
     <w:r>
       <w:tab/>
       <w:tab/>
-      <w:t>2026-10-27</w:t>
+      <w:t>2026-10-28</w:t>
       <w:br/>
       <w:br/>
     </w:r>

--- a/klagomål/A 63859-2025 FSC-klagomål.docx
+++ b/klagomål/A 63859-2025 FSC-klagomål.docx
@@ -922,7 +922,7 @@
     <w:r>
       <w:tab/>
       <w:tab/>
-      <w:t>2026-10-28</w:t>
+      <w:t>2026-10-29</w:t>
       <w:br/>
       <w:br/>
     </w:r>

--- a/klagomål/A 63859-2025 FSC-klagomål.docx
+++ b/klagomål/A 63859-2025 FSC-klagomål.docx
@@ -922,7 +922,7 @@
     <w:r>
       <w:tab/>
       <w:tab/>
-      <w:t>2026-10-29</w:t>
+      <w:t>2026-10-31</w:t>
       <w:br/>
       <w:br/>
     </w:r>
